--- a/pr-preview/pr-429/categorical-tests-handout-tracked-changes.docx
+++ b/pr-preview/pr-429/categorical-tests-handout-tracked-changes.docx
@@ -16,7 +16,7 @@
       </w:pPr>
       <w:del w:id="1" w:author="PR Preview" w:date="2026-01-01T00:00:00Z">
         <w:r>
-          <w:delText xml:space="preserve">Last modified: 2026-10-22 11:32:21 (PDT)</w:delText>
+          <w:delText xml:space="preserve">Last modified: 2026-10-22 13:24:46 (PDT)</w:delText>
         </w:r>
       </w:del>
     </w:p>
@@ -26,7 +26,7 @@
       </w:pPr>
       <w:ins w:id="2" w:author="PR Preview" w:date="2026-01-01T00:00:00Z">
         <w:r>
-          <w:t xml:space="preserve">Last modified: 2026-10-22 12:34:18 (PDT)</w:t>
+          <w:t xml:space="preserve">Last modified: 2026-10-22 13:40:01 (PDT)</w:t>
         </w:r>
       </w:ins>
     </w:p>

--- a/pr-preview/pr-429/categorical-tests-handout-tracked-changes.docx
+++ b/pr-preview/pr-429/categorical-tests-handout-tracked-changes.docx
@@ -16,7 +16,7 @@
       </w:pPr>
       <w:del w:id="1" w:author="PR Preview" w:date="2026-01-01T00:00:00Z">
         <w:r>
-          <w:delText xml:space="preserve">Last modified: 2026-10-22 13:24:46 (PDT)</w:delText>
+          <w:delText xml:space="preserve">Last modified: 2026-10-22 15:19:15 (PDT)</w:delText>
         </w:r>
       </w:del>
     </w:p>
@@ -26,7 +26,7 @@
       </w:pPr>
       <w:ins w:id="2" w:author="PR Preview" w:date="2026-01-01T00:00:00Z">
         <w:r>
-          <w:t xml:space="preserve">Last modified: 2026-10-22 13:40:01 (PDT)</w:t>
+          <w:t xml:space="preserve">Last modified: 2026-10-22 15:45:15 (PDT)</w:t>
         </w:r>
       </w:ins>
     </w:p>
@@ -9981,6 +9981,7 @@
       <m:oMath>
         <m:r>
           <m:rPr>
+            <m:scr m:val="double-struck"/>
             <m:sty m:val="p"/>
           </m:rPr>
           <m:t>P</m:t>
@@ -10178,6 +10179,7 @@
       <m:oMath>
         <m:r>
           <m:rPr>
+            <m:scr m:val="double-struck"/>
             <m:sty m:val="p"/>
           </m:rPr>
           <m:t>P</m:t>
@@ -10241,6 +10243,7 @@
       <m:oMath>
         <m:r>
           <m:rPr>
+            <m:scr m:val="double-struck"/>
             <m:sty m:val="p"/>
           </m:rPr>
           <m:t>P</m:t>
@@ -10343,6 +10346,7 @@
                 <m:num>
                   <m:r>
                     <m:rPr>
+                      <m:scr m:val="double-struck"/>
                       <m:sty m:val="p"/>
                     </m:rPr>
                     <m:t>P</m:t>
@@ -10406,6 +10410,7 @@
                   </m:r>
                   <m:r>
                     <m:rPr>
+                      <m:scr m:val="double-struck"/>
                       <m:sty m:val="p"/>
                     </m:rPr>
                     <m:t>P</m:t>
@@ -10489,6 +10494,7 @@
                 <m:num>
                   <m:r>
                     <m:rPr>
+                      <m:scr m:val="double-struck"/>
                       <m:sty m:val="p"/>
                     </m:rPr>
                     <m:t>P</m:t>
@@ -10543,6 +10549,7 @@
                 <m:den>
                   <m:r>
                     <m:rPr>
+                      <m:scr m:val="double-struck"/>
                       <m:sty m:val="p"/>
                     </m:rPr>
                     <m:t>P</m:t>
@@ -10636,6 +10643,7 @@
                 <m:num>
                   <m:r>
                     <m:rPr>
+                      <m:scr m:val="double-struck"/>
                       <m:sty m:val="p"/>
                     </m:rPr>
                     <m:t>P</m:t>
@@ -10694,6 +10702,7 @@
                   </m:r>
                   <m:r>
                     <m:rPr>
+                      <m:scr m:val="double-struck"/>
                       <m:sty m:val="p"/>
                     </m:rPr>
                     <m:t>P</m:t>
@@ -10730,6 +10739,7 @@
                 <m:den>
                   <m:r>
                     <m:rPr>
+                      <m:scr m:val="double-struck"/>
                       <m:sty m:val="p"/>
                     </m:rPr>
                     <m:t>P</m:t>
@@ -10788,6 +10798,7 @@
                   </m:r>
                   <m:r>
                     <m:rPr>
+                      <m:scr m:val="double-struck"/>
                       <m:sty m:val="p"/>
                     </m:rPr>
                     <m:t>P</m:t>
@@ -10853,6 +10864,7 @@
                 <m:num>
                   <m:r>
                     <m:rPr>
+                      <m:scr m:val="double-struck"/>
                       <m:sty m:val="p"/>
                     </m:rPr>
                     <m:t>P</m:t>
@@ -10907,6 +10919,7 @@
                 <m:den>
                   <m:r>
                     <m:rPr>
+                      <m:scr m:val="double-struck"/>
                       <m:sty m:val="p"/>
                     </m:rPr>
                     <m:t>P</m:t>
@@ -10974,6 +10987,7 @@
               </m:r>
               <m:r>
                 <m:rPr>
+                  <m:scr m:val="double-struck"/>
                   <m:sty m:val="p"/>
                 </m:rPr>
                 <m:t>P</m:t>
@@ -11125,6 +11139,7 @@
       <m:oMath>
         <m:r>
           <m:rPr>
+            <m:scr m:val="double-struck"/>
             <m:sty m:val="p"/>
           </m:rPr>
           <m:t>P</m:t>
@@ -11417,6 +11432,7 @@
             <m:num>
               <m:r>
                 <m:rPr>
+                  <m:scr m:val="double-struck"/>
                   <m:sty m:val="p"/>
                 </m:rPr>
                 <m:t>P</m:t>
@@ -11469,6 +11485,7 @@
               </m:r>
               <m:r>
                 <m:rPr>
+                  <m:scr m:val="double-struck"/>
                   <m:sty m:val="p"/>
                 </m:rPr>
                 <m:t>P</m:t>
@@ -11523,6 +11540,7 @@
             <m:den>
               <m:r>
                 <m:rPr>
+                  <m:scr m:val="double-struck"/>
                   <m:sty m:val="p"/>
                 </m:rPr>
                 <m:t>P</m:t>
@@ -11575,6 +11593,7 @@
               </m:r>
               <m:r>
                 <m:rPr>
+                  <m:scr m:val="double-struck"/>
                   <m:sty m:val="p"/>
                 </m:rPr>
                 <m:t>P</m:t>
@@ -11737,6 +11756,7 @@
       <m:oMath>
         <m:r>
           <m:rPr>
+            <m:scr m:val="double-struck"/>
             <m:sty m:val="p"/>
           </m:rPr>
           <m:t>P</m:t>
@@ -11795,6 +11815,7 @@
         </m:r>
         <m:r>
           <m:rPr>
+            <m:scr m:val="double-struck"/>
             <m:sty m:val="p"/>
           </m:rPr>
           <m:t>P</m:t>
@@ -11907,6 +11928,7 @@
       <m:oMath>
         <m:r>
           <m:rPr>
+            <m:scr m:val="double-struck"/>
             <m:sty m:val="p"/>
           </m:rPr>
           <m:t>P</m:t>
@@ -11965,6 +11987,7 @@
         </m:r>
         <m:r>
           <m:rPr>
+            <m:scr m:val="double-struck"/>
             <m:sty m:val="p"/>
           </m:rPr>
           <m:t>P</m:t>
@@ -12584,6 +12607,7 @@
       <m:oMath>
         <m:r>
           <m:rPr>
+            <m:scr m:val="double-struck"/>
             <m:sty m:val="p"/>
           </m:rPr>
           <m:t>P</m:t>
@@ -13104,6 +13128,7 @@
             <m:num>
               <m:r>
                 <m:rPr>
+                  <m:scr m:val="double-struck"/>
                   <m:sty m:val="p"/>
                 </m:rPr>
                 <m:t>P</m:t>
@@ -13156,6 +13181,7 @@
               </m:r>
               <m:r>
                 <m:rPr>
+                  <m:scr m:val="double-struck"/>
                   <m:sty m:val="p"/>
                 </m:rPr>
                 <m:t>P</m:t>
@@ -13210,6 +13236,7 @@
             <m:den>
               <m:r>
                 <m:rPr>
+                  <m:scr m:val="double-struck"/>
                   <m:sty m:val="p"/>
                 </m:rPr>
                 <m:t>P</m:t>
@@ -13262,6 +13289,7 @@
               </m:r>
               <m:r>
                 <m:rPr>
+                  <m:scr m:val="double-struck"/>
                   <m:sty m:val="p"/>
                 </m:rPr>
                 <m:t>P</m:t>
@@ -14106,6 +14134,7 @@
       <m:oMath>
         <m:r>
           <m:rPr>
+            <m:scr m:val="double-struck"/>
             <m:sty m:val="p"/>
           </m:rPr>
           <m:t>P</m:t>
@@ -14742,6 +14771,7 @@
                 <m:num>
                   <m:r>
                     <m:rPr>
+                      <m:scr m:val="double-struck"/>
                       <m:sty m:val="p"/>
                     </m:rPr>
                     <m:t>P</m:t>
@@ -14823,6 +14853,7 @@
                   </m:r>
                   <m:r>
                     <m:rPr>
+                      <m:scr m:val="double-struck"/>
                       <m:sty m:val="p"/>
                     </m:rPr>
                     <m:t>P</m:t>
@@ -14924,6 +14955,7 @@
                 <m:num>
                   <m:r>
                     <m:rPr>
+                      <m:scr m:val="double-struck"/>
                       <m:sty m:val="p"/>
                     </m:rPr>
                     <m:t>P</m:t>
@@ -14996,6 +15028,7 @@
                 <m:den>
                   <m:r>
                     <m:rPr>
+                      <m:scr m:val="double-struck"/>
                       <m:sty m:val="p"/>
                     </m:rPr>
                     <m:t>P</m:t>
@@ -15107,6 +15140,7 @@
                 <m:num>
                   <m:r>
                     <m:rPr>
+                      <m:scr m:val="double-struck"/>
                       <m:sty m:val="p"/>
                     </m:rPr>
                     <m:t>P</m:t>
@@ -15183,6 +15217,7 @@
                   </m:r>
                   <m:r>
                     <m:rPr>
+                      <m:scr m:val="double-struck"/>
                       <m:sty m:val="p"/>
                     </m:rPr>
                     <m:t>P</m:t>
@@ -15237,6 +15272,7 @@
                 <m:den>
                   <m:r>
                     <m:rPr>
+                      <m:scr m:val="double-struck"/>
                       <m:sty m:val="p"/>
                     </m:rPr>
                     <m:t>P</m:t>
@@ -15313,6 +15349,7 @@
                   </m:r>
                   <m:r>
                     <m:rPr>
+                      <m:scr m:val="double-struck"/>
                       <m:sty m:val="p"/>
                     </m:rPr>
                     <m:t>P</m:t>
@@ -15396,6 +15433,7 @@
                 <m:num>
                   <m:r>
                     <m:rPr>
+                      <m:scr m:val="double-struck"/>
                       <m:sty m:val="p"/>
                     </m:rPr>
                     <m:t>P</m:t>
@@ -15468,6 +15506,7 @@
                 <m:den>
                   <m:r>
                     <m:rPr>
+                      <m:scr m:val="double-struck"/>
                       <m:sty m:val="p"/>
                     </m:rPr>
                     <m:t>P</m:t>
@@ -15553,6 +15592,7 @@
               </m:r>
               <m:r>
                 <m:rPr>
+                  <m:scr m:val="double-struck"/>
                   <m:sty m:val="p"/>
                 </m:rPr>
                 <m:t>P</m:t>
@@ -15773,6 +15813,7 @@
             <m:num>
               <m:r>
                 <m:rPr>
+                  <m:scr m:val="double-struck"/>
                   <m:sty m:val="p"/>
                 </m:rPr>
                 <m:t>P</m:t>
@@ -15843,6 +15884,7 @@
               </m:r>
               <m:r>
                 <m:rPr>
+                  <m:scr m:val="double-struck"/>
                   <m:sty m:val="p"/>
                 </m:rPr>
                 <m:t>P</m:t>
@@ -15915,6 +15957,7 @@
             <m:den>
               <m:r>
                 <m:rPr>
+                  <m:scr m:val="double-struck"/>
                   <m:sty m:val="p"/>
                 </m:rPr>
                 <m:t>P</m:t>
@@ -15985,6 +16028,7 @@
               </m:r>
               <m:r>
                 <m:rPr>
+                  <m:scr m:val="double-struck"/>
                   <m:sty m:val="p"/>
                 </m:rPr>
                 <m:t>P</m:t>
@@ -16184,6 +16228,7 @@
             <m:num>
               <m:r>
                 <m:rPr>
+                  <m:scr m:val="double-struck"/>
                   <m:sty m:val="p"/>
                 </m:rPr>
                 <m:t>P</m:t>
@@ -16254,6 +16299,7 @@
               </m:r>
               <m:r>
                 <m:rPr>
+                  <m:scr m:val="double-struck"/>
                   <m:sty m:val="p"/>
                 </m:rPr>
                 <m:t>P</m:t>
@@ -16326,6 +16372,7 @@
             <m:den>
               <m:r>
                 <m:rPr>
+                  <m:scr m:val="double-struck"/>
                   <m:sty m:val="p"/>
                 </m:rPr>
                 <m:t>P</m:t>
@@ -16396,6 +16443,7 @@
               </m:r>
               <m:r>
                 <m:rPr>
+                  <m:scr m:val="double-struck"/>
                   <m:sty m:val="p"/>
                 </m:rPr>
                 <m:t>P</m:t>
